--- a/docs/Глоссарий.docx
+++ b/docs/Глоссарий.docx
@@ -11,8 +11,6 @@
         </w:rPr>
         <w:t>ГЛОССАРИЙ ПРЕДМЕТНОЙ ОБЛАСТИ</w:t>
       </w:r>
-      <w:bookmarkStart w:id="0" w:name="_GoBack"/>
-      <w:bookmarkEnd w:id="0"/>
     </w:p>
     <w:tbl>
       <w:tblPr>
@@ -50,6 +48,8 @@
               </w:rPr>
               <w:t>Термин</w:t>
             </w:r>
+            <w:bookmarkStart w:id="0" w:name="_GoBack"/>
+            <w:bookmarkEnd w:id="0"/>
           </w:p>
         </w:tc>
         <w:tc>
@@ -113,15 +113,11 @@
             <w:pPr>
               <w:rPr>
                 <w:rFonts w:cs="Times New Roman"/>
-                <w:sz w:val="24"/>
-                <w:szCs w:val="24"/>
               </w:rPr>
             </w:pPr>
             <w:r>
               <w:rPr>
                 <w:rFonts w:cs="Times New Roman"/>
-                <w:sz w:val="24"/>
-                <w:szCs w:val="24"/>
               </w:rPr>
               <w:t>Пользователь</w:t>
             </w:r>
@@ -142,16 +138,12 @@
             <w:pPr>
               <w:rPr>
                 <w:rFonts w:cs="Times New Roman"/>
-                <w:sz w:val="24"/>
-                <w:szCs w:val="24"/>
                 <w:lang w:val="ru-RU"/>
               </w:rPr>
             </w:pPr>
             <w:r>
               <w:rPr>
                 <w:rFonts w:cs="Times New Roman"/>
-                <w:sz w:val="24"/>
-                <w:szCs w:val="24"/>
                 <w:lang w:val="ru-RU"/>
               </w:rPr>
               <w:t>Человек, который эксплуатирует приложение магазина</w:t>
@@ -173,16 +165,12 @@
             <w:pPr>
               <w:rPr>
                 <w:rFonts w:cs="Times New Roman"/>
-                <w:sz w:val="24"/>
-                <w:szCs w:val="24"/>
                 <w:lang w:val="ru-RU"/>
               </w:rPr>
             </w:pPr>
             <w:r>
               <w:rPr>
                 <w:rFonts w:cs="Times New Roman"/>
-                <w:sz w:val="24"/>
-                <w:szCs w:val="24"/>
                 <w:lang w:val="ru-RU"/>
               </w:rPr>
               <w:t>Оформляет заказы и управляет данными</w:t>
@@ -210,16 +198,12 @@
             <w:pPr>
               <w:rPr>
                 <w:rFonts w:cs="Times New Roman"/>
-                <w:sz w:val="24"/>
-                <w:szCs w:val="24"/>
                 <w:lang w:val="ru-RU"/>
               </w:rPr>
             </w:pPr>
             <w:r>
               <w:rPr>
                 <w:rFonts w:cs="Times New Roman"/>
-                <w:sz w:val="24"/>
-                <w:szCs w:val="24"/>
                 <w:lang w:val="ru-RU"/>
               </w:rPr>
               <w:t>Роль</w:t>
@@ -241,8 +225,6 @@
             <w:pPr>
               <w:rPr>
                 <w:rFonts w:cs="Times New Roman"/>
-                <w:sz w:val="24"/>
-                <w:szCs w:val="24"/>
                 <w:lang w:val="ru-RU"/>
               </w:rPr>
             </w:pPr>
@@ -250,8 +232,6 @@
               <w:rPr>
                 <w:rFonts w:cs="Times New Roman"/>
                 <w:color w:val="0F1115"/>
-                <w:sz w:val="24"/>
-                <w:szCs w:val="24"/>
                 <w:shd w:val="clear" w:color="auto" w:fill="FFFFFF"/>
                 <w:lang w:val="ru-RU"/>
               </w:rPr>
@@ -261,8 +241,6 @@
               <w:rPr>
                 <w:rFonts w:cs="Times New Roman"/>
                 <w:color w:val="0F1115"/>
-                <w:sz w:val="24"/>
-                <w:szCs w:val="24"/>
                 <w:shd w:val="clear" w:color="auto" w:fill="FFFFFF"/>
               </w:rPr>
               <w:t> </w:t>
@@ -284,8 +262,6 @@
             <w:pPr>
               <w:rPr>
                 <w:rFonts w:cs="Times New Roman"/>
-                <w:sz w:val="24"/>
-                <w:szCs w:val="24"/>
                 <w:lang w:val="ru-RU"/>
               </w:rPr>
             </w:pPr>
@@ -293,8 +269,6 @@
               <w:rPr>
                 <w:rFonts w:cs="Times New Roman"/>
                 <w:color w:val="0F1115"/>
-                <w:sz w:val="24"/>
-                <w:szCs w:val="24"/>
                 <w:shd w:val="clear" w:color="auto" w:fill="FFFFFF"/>
                 <w:lang w:val="ru-RU"/>
               </w:rPr>
@@ -323,16 +297,12 @@
             <w:pPr>
               <w:rPr>
                 <w:rFonts w:cs="Times New Roman"/>
-                <w:sz w:val="24"/>
-                <w:szCs w:val="24"/>
                 <w:lang w:val="ru-RU"/>
               </w:rPr>
             </w:pPr>
             <w:r>
               <w:rPr>
                 <w:rFonts w:cs="Times New Roman"/>
-                <w:sz w:val="24"/>
-                <w:szCs w:val="24"/>
                 <w:lang w:val="ru-RU"/>
               </w:rPr>
               <w:t>Товар</w:t>
@@ -354,8 +324,6 @@
             <w:pPr>
               <w:rPr>
                 <w:rFonts w:cs="Times New Roman"/>
-                <w:sz w:val="24"/>
-                <w:szCs w:val="24"/>
                 <w:lang w:val="ru-RU"/>
               </w:rPr>
             </w:pPr>
@@ -363,8 +331,6 @@
               <w:rPr>
                 <w:rFonts w:cs="Times New Roman"/>
                 <w:color w:val="0F1115"/>
-                <w:sz w:val="24"/>
-                <w:szCs w:val="24"/>
                 <w:shd w:val="clear" w:color="auto" w:fill="FFFFFF"/>
                 <w:lang w:val="ru-RU"/>
               </w:rPr>
@@ -387,8 +353,6 @@
             <w:pPr>
               <w:rPr>
                 <w:rFonts w:cs="Times New Roman"/>
-                <w:sz w:val="24"/>
-                <w:szCs w:val="24"/>
                 <w:lang w:val="ru-RU"/>
               </w:rPr>
             </w:pPr>
@@ -396,8 +360,6 @@
               <w:rPr>
                 <w:rFonts w:cs="Times New Roman"/>
                 <w:color w:val="0F1115"/>
-                <w:sz w:val="24"/>
-                <w:szCs w:val="24"/>
                 <w:shd w:val="clear" w:color="auto" w:fill="FFFFFF"/>
                 <w:lang w:val="ru-RU"/>
               </w:rPr>
@@ -426,16 +388,12 @@
             <w:pPr>
               <w:rPr>
                 <w:rFonts w:cs="Times New Roman"/>
-                <w:sz w:val="24"/>
-                <w:szCs w:val="24"/>
                 <w:lang w:val="ru-RU"/>
               </w:rPr>
             </w:pPr>
             <w:r>
               <w:rPr>
                 <w:rFonts w:cs="Times New Roman"/>
-                <w:sz w:val="24"/>
-                <w:szCs w:val="24"/>
                 <w:lang w:val="ru-RU"/>
               </w:rPr>
               <w:t>Категория</w:t>
@@ -457,8 +415,6 @@
             <w:pPr>
               <w:rPr>
                 <w:rFonts w:cs="Times New Roman"/>
-                <w:sz w:val="24"/>
-                <w:szCs w:val="24"/>
                 <w:lang w:val="ru-RU"/>
               </w:rPr>
             </w:pPr>
@@ -466,8 +422,6 @@
               <w:rPr>
                 <w:rFonts w:cs="Times New Roman"/>
                 <w:color w:val="0F1115"/>
-                <w:sz w:val="24"/>
-                <w:szCs w:val="24"/>
                 <w:shd w:val="clear" w:color="auto" w:fill="FFFFFF"/>
                 <w:lang w:val="ru-RU"/>
               </w:rPr>
@@ -490,8 +444,6 @@
             <w:pPr>
               <w:rPr>
                 <w:rFonts w:cs="Times New Roman"/>
-                <w:sz w:val="24"/>
-                <w:szCs w:val="24"/>
                 <w:lang w:val="ru-RU"/>
               </w:rPr>
             </w:pPr>
@@ -499,8 +451,6 @@
               <w:rPr>
                 <w:rFonts w:cs="Times New Roman"/>
                 <w:color w:val="0F1115"/>
-                <w:sz w:val="24"/>
-                <w:szCs w:val="24"/>
                 <w:shd w:val="clear" w:color="auto" w:fill="FFFFFF"/>
                 <w:lang w:val="ru-RU"/>
               </w:rPr>
@@ -529,16 +479,12 @@
             <w:pPr>
               <w:rPr>
                 <w:rFonts w:cs="Times New Roman"/>
-                <w:sz w:val="24"/>
-                <w:szCs w:val="24"/>
                 <w:lang w:val="ru-RU"/>
               </w:rPr>
             </w:pPr>
             <w:r>
               <w:rPr>
                 <w:rFonts w:cs="Times New Roman"/>
-                <w:sz w:val="24"/>
-                <w:szCs w:val="24"/>
                 <w:lang w:val="ru-RU"/>
               </w:rPr>
               <w:t>Производитель</w:t>
@@ -560,8 +506,6 @@
             <w:pPr>
               <w:rPr>
                 <w:rFonts w:cs="Times New Roman"/>
-                <w:sz w:val="24"/>
-                <w:szCs w:val="24"/>
                 <w:lang w:val="ru-RU"/>
               </w:rPr>
             </w:pPr>
@@ -569,8 +513,6 @@
               <w:rPr>
                 <w:rFonts w:cs="Times New Roman"/>
                 <w:color w:val="0F1115"/>
-                <w:sz w:val="24"/>
-                <w:szCs w:val="24"/>
                 <w:shd w:val="clear" w:color="auto" w:fill="FFFFFF"/>
                 <w:lang w:val="ru-RU"/>
               </w:rPr>
@@ -593,8 +535,6 @@
             <w:pPr>
               <w:rPr>
                 <w:rFonts w:cs="Times New Roman"/>
-                <w:sz w:val="24"/>
-                <w:szCs w:val="24"/>
                 <w:lang w:val="ru-RU"/>
               </w:rPr>
             </w:pPr>
@@ -602,8 +542,6 @@
               <w:rPr>
                 <w:rFonts w:cs="Times New Roman"/>
                 <w:color w:val="0F1115"/>
-                <w:sz w:val="24"/>
-                <w:szCs w:val="24"/>
                 <w:shd w:val="clear" w:color="auto" w:fill="FFFFFF"/>
                 <w:lang w:val="ru-RU"/>
               </w:rPr>
@@ -632,16 +570,12 @@
             <w:pPr>
               <w:rPr>
                 <w:rFonts w:cs="Times New Roman"/>
-                <w:sz w:val="24"/>
-                <w:szCs w:val="24"/>
                 <w:lang w:val="ru-RU"/>
               </w:rPr>
             </w:pPr>
             <w:r>
               <w:rPr>
                 <w:rFonts w:cs="Times New Roman"/>
-                <w:sz w:val="24"/>
-                <w:szCs w:val="24"/>
                 <w:lang w:val="ru-RU"/>
               </w:rPr>
               <w:t>Поставщик</w:t>
@@ -663,8 +597,6 @@
             <w:pPr>
               <w:rPr>
                 <w:rFonts w:cs="Times New Roman"/>
-                <w:sz w:val="24"/>
-                <w:szCs w:val="24"/>
                 <w:lang w:val="ru-RU"/>
               </w:rPr>
             </w:pPr>
@@ -672,8 +604,6 @@
               <w:rPr>
                 <w:rFonts w:cs="Times New Roman"/>
                 <w:color w:val="0F1115"/>
-                <w:sz w:val="24"/>
-                <w:szCs w:val="24"/>
                 <w:shd w:val="clear" w:color="auto" w:fill="FFFFFF"/>
                 <w:lang w:val="ru-RU"/>
               </w:rPr>
@@ -696,8 +626,6 @@
             <w:pPr>
               <w:rPr>
                 <w:rFonts w:cs="Times New Roman"/>
-                <w:sz w:val="24"/>
-                <w:szCs w:val="24"/>
                 <w:lang w:val="ru-RU"/>
               </w:rPr>
             </w:pPr>
@@ -705,8 +633,6 @@
               <w:rPr>
                 <w:rFonts w:cs="Times New Roman"/>
                 <w:color w:val="0F1115"/>
-                <w:sz w:val="24"/>
-                <w:szCs w:val="24"/>
                 <w:shd w:val="clear" w:color="auto" w:fill="FFFFFF"/>
                 <w:lang w:val="ru-RU"/>
               </w:rPr>
@@ -735,16 +661,12 @@
             <w:pPr>
               <w:rPr>
                 <w:rFonts w:cs="Times New Roman"/>
-                <w:sz w:val="24"/>
-                <w:szCs w:val="24"/>
                 <w:lang w:val="ru-RU"/>
               </w:rPr>
             </w:pPr>
             <w:r>
               <w:rPr>
                 <w:rFonts w:cs="Times New Roman"/>
-                <w:sz w:val="24"/>
-                <w:szCs w:val="24"/>
                 <w:lang w:val="ru-RU"/>
               </w:rPr>
               <w:t>Заказ</w:t>
@@ -766,8 +688,6 @@
             <w:pPr>
               <w:rPr>
                 <w:rFonts w:cs="Times New Roman"/>
-                <w:sz w:val="24"/>
-                <w:szCs w:val="24"/>
                 <w:lang w:val="ru-RU"/>
               </w:rPr>
             </w:pPr>
@@ -775,8 +695,6 @@
               <w:rPr>
                 <w:rFonts w:cs="Times New Roman"/>
                 <w:color w:val="0F1115"/>
-                <w:sz w:val="24"/>
-                <w:szCs w:val="24"/>
                 <w:shd w:val="clear" w:color="auto" w:fill="FFFFFF"/>
                 <w:lang w:val="ru-RU"/>
               </w:rPr>
@@ -799,8 +717,6 @@
             <w:pPr>
               <w:rPr>
                 <w:rFonts w:cs="Times New Roman"/>
-                <w:sz w:val="24"/>
-                <w:szCs w:val="24"/>
                 <w:lang w:val="ru-RU"/>
               </w:rPr>
             </w:pPr>
@@ -808,8 +724,6 @@
               <w:rPr>
                 <w:rFonts w:cs="Times New Roman"/>
                 <w:color w:val="0F1115"/>
-                <w:sz w:val="24"/>
-                <w:szCs w:val="24"/>
                 <w:shd w:val="clear" w:color="auto" w:fill="FFFFFF"/>
                 <w:lang w:val="ru-RU"/>
               </w:rPr>
@@ -838,16 +752,12 @@
             <w:pPr>
               <w:rPr>
                 <w:rFonts w:cs="Times New Roman"/>
-                <w:sz w:val="24"/>
-                <w:szCs w:val="24"/>
                 <w:lang w:val="ru-RU"/>
               </w:rPr>
             </w:pPr>
             <w:r>
               <w:rPr>
                 <w:rFonts w:cs="Times New Roman"/>
-                <w:sz w:val="24"/>
-                <w:szCs w:val="24"/>
                 <w:lang w:val="ru-RU"/>
               </w:rPr>
               <w:t>Строка заказа</w:t>
@@ -869,8 +779,6 @@
             <w:pPr>
               <w:rPr>
                 <w:rFonts w:cs="Times New Roman"/>
-                <w:sz w:val="24"/>
-                <w:szCs w:val="24"/>
                 <w:lang w:val="ru-RU"/>
               </w:rPr>
             </w:pPr>
@@ -878,8 +786,6 @@
               <w:rPr>
                 <w:rFonts w:cs="Times New Roman"/>
                 <w:color w:val="0F1115"/>
-                <w:sz w:val="24"/>
-                <w:szCs w:val="24"/>
                 <w:shd w:val="clear" w:color="auto" w:fill="FFFFFF"/>
                 <w:lang w:val="ru-RU"/>
               </w:rPr>
@@ -902,8 +808,6 @@
             <w:pPr>
               <w:rPr>
                 <w:rFonts w:cs="Times New Roman"/>
-                <w:sz w:val="24"/>
-                <w:szCs w:val="24"/>
                 <w:lang w:val="ru-RU"/>
               </w:rPr>
             </w:pPr>
@@ -911,8 +815,6 @@
               <w:rPr>
                 <w:rFonts w:cs="Times New Roman"/>
                 <w:color w:val="0F1115"/>
-                <w:sz w:val="24"/>
-                <w:szCs w:val="24"/>
                 <w:shd w:val="clear" w:color="auto" w:fill="FFFFFF"/>
                 <w:lang w:val="ru-RU"/>
               </w:rPr>
@@ -941,16 +843,12 @@
             <w:pPr>
               <w:rPr>
                 <w:rFonts w:cs="Times New Roman"/>
-                <w:sz w:val="24"/>
-                <w:szCs w:val="24"/>
                 <w:lang w:val="ru-RU"/>
               </w:rPr>
             </w:pPr>
             <w:r>
               <w:rPr>
                 <w:rFonts w:cs="Times New Roman"/>
-                <w:sz w:val="24"/>
-                <w:szCs w:val="24"/>
                 <w:lang w:val="ru-RU"/>
               </w:rPr>
               <w:t>Пункт выдачи</w:t>
@@ -972,8 +870,6 @@
             <w:pPr>
               <w:rPr>
                 <w:rFonts w:cs="Times New Roman"/>
-                <w:sz w:val="24"/>
-                <w:szCs w:val="24"/>
                 <w:lang w:val="ru-RU"/>
               </w:rPr>
             </w:pPr>
@@ -981,8 +877,6 @@
               <w:rPr>
                 <w:rFonts w:cs="Times New Roman"/>
                 <w:color w:val="0F1115"/>
-                <w:sz w:val="24"/>
-                <w:szCs w:val="24"/>
                 <w:shd w:val="clear" w:color="auto" w:fill="FFFFFF"/>
                 <w:lang w:val="ru-RU"/>
               </w:rPr>
@@ -1005,8 +899,6 @@
             <w:pPr>
               <w:rPr>
                 <w:rFonts w:cs="Times New Roman"/>
-                <w:sz w:val="24"/>
-                <w:szCs w:val="24"/>
                 <w:lang w:val="ru-RU"/>
               </w:rPr>
             </w:pPr>
@@ -1014,8 +906,6 @@
               <w:rPr>
                 <w:rFonts w:cs="Times New Roman"/>
                 <w:color w:val="0F1115"/>
-                <w:sz w:val="24"/>
-                <w:szCs w:val="24"/>
                 <w:shd w:val="clear" w:color="auto" w:fill="FFFFFF"/>
                 <w:lang w:val="ru-RU"/>
               </w:rPr>
@@ -1044,16 +934,12 @@
             <w:pPr>
               <w:rPr>
                 <w:rFonts w:cs="Times New Roman"/>
-                <w:sz w:val="24"/>
-                <w:szCs w:val="24"/>
                 <w:lang w:val="ru-RU"/>
               </w:rPr>
             </w:pPr>
             <w:r>
               <w:rPr>
                 <w:rFonts w:cs="Times New Roman"/>
-                <w:sz w:val="24"/>
-                <w:szCs w:val="24"/>
                 <w:lang w:val="ru-RU"/>
               </w:rPr>
               <w:t>Статус заказа</w:t>
@@ -1075,8 +961,6 @@
             <w:pPr>
               <w:rPr>
                 <w:rFonts w:cs="Times New Roman"/>
-                <w:sz w:val="24"/>
-                <w:szCs w:val="24"/>
                 <w:lang w:val="ru-RU"/>
               </w:rPr>
             </w:pPr>
@@ -1084,8 +968,6 @@
               <w:rPr>
                 <w:rFonts w:cs="Times New Roman"/>
                 <w:color w:val="0F1115"/>
-                <w:sz w:val="24"/>
-                <w:szCs w:val="24"/>
                 <w:shd w:val="clear" w:color="auto" w:fill="FFFFFF"/>
                 <w:lang w:val="ru-RU"/>
               </w:rPr>
@@ -1108,8 +990,6 @@
             <w:pPr>
               <w:rPr>
                 <w:rFonts w:cs="Times New Roman"/>
-                <w:sz w:val="24"/>
-                <w:szCs w:val="24"/>
                 <w:lang w:val="ru-RU"/>
               </w:rPr>
             </w:pPr>
@@ -1117,24 +997,10 @@
               <w:rPr>
                 <w:rFonts w:cs="Times New Roman"/>
                 <w:color w:val="0F1115"/>
-                <w:sz w:val="24"/>
-                <w:szCs w:val="24"/>
                 <w:shd w:val="clear" w:color="auto" w:fill="FFFFFF"/>
                 <w:lang w:val="ru-RU"/>
               </w:rPr>
-              <w:t xml:space="preserve">Отражает текущее состояние обработки заказа и </w:t>
-            </w:r>
-            <w:r>
-              <w:rPr>
-                <w:rFonts w:cs="Times New Roman"/>
-                <w:color w:val="0F1115"/>
-                <w:sz w:val="24"/>
-                <w:szCs w:val="24"/>
-                <w:shd w:val="clear" w:color="auto" w:fill="FFFFFF"/>
-                <w:lang w:val="ru-RU"/>
-              </w:rPr>
-              <w:lastRenderedPageBreak/>
-              <w:t>позволяет отслеживать его жизненный цикл.</w:t>
+              <w:t>Отражает текущее состояние обработки заказа и позволяет отслеживать его жизненный цикл.</w:t>
             </w:r>
           </w:p>
         </w:tc>
@@ -13072,7 +12938,7 @@
 </file>
 
 <file path=customXml/itemProps1.xml><?xml version="1.0" encoding="utf-8"?>
-<ds:datastoreItem xmlns:ds="http://schemas.openxmlformats.org/officeDocument/2006/customXml" ds:itemID="{9F22F8C7-0DFA-45E1-A421-A411BCA3AF2E}">
+<ds:datastoreItem xmlns:ds="http://schemas.openxmlformats.org/officeDocument/2006/customXml" ds:itemID="{C98CD036-8516-44A6-A030-FF73840E6A6F}">
   <ds:schemaRefs>
     <ds:schemaRef ds:uri="http://schemas.openxmlformats.org/officeDocument/2006/bibliography"/>
   </ds:schemaRefs>
